--- a/熊猫成仙，从青竹山开始/第一卷 龙蛇起陆/第002章 盹了一个月.docx
+++ b/熊猫成仙，从青竹山开始/第一卷 龙蛇起陆/第002章 盹了一个月.docx
@@ -61,20 +61,6 @@
           <w:sz w:val="27"/>
           <w:szCs w:val="27"/>
         </w:rPr>
-        <w:t xml:space="preserve">醒来时先闻到一股霉味，是压在背上的竹叶被体温焐了一个月，沤出来的。</w:t>
-      </w:r>
-    </w:p>
-    <w:p>
-      <w:pPr>
-        <w:spacing w:line="468" w:lineRule="auto" w:after="149"/>
-        <w:ind w:firstLineChars="200" w:firstLine="540"/>
-      </w:pPr>
-      <w:r>
-        <w:rPr>
-          <w:rFonts w:ascii="Times New Roman" w:hAnsi="Times New Roman" w:eastAsia="宋体" w:cs="Times New Roman"/>
-          <w:sz w:val="27"/>
-          <w:szCs w:val="27"/>
-        </w:rPr>
         <w:t xml:space="preserve">他从树洞里拱出来，抖了抖毛，一层枯叶哗啦啦往下掉。</w:t>
       </w:r>
     </w:p>
@@ -103,20 +89,6 @@
           <w:sz w:val="27"/>
           <w:szCs w:val="27"/>
         </w:rPr>
-        <w:t xml:space="preserve">一个月有余。</w:t>
-      </w:r>
-    </w:p>
-    <w:p>
-      <w:pPr>
-        <w:spacing w:line="468" w:lineRule="auto" w:after="149"/>
-        <w:ind w:firstLineChars="200" w:firstLine="540"/>
-      </w:pPr>
-      <w:r>
-        <w:rPr>
-          <w:rFonts w:ascii="Times New Roman" w:hAnsi="Times New Roman" w:eastAsia="宋体" w:cs="Times New Roman"/>
-          <w:sz w:val="27"/>
-          <w:szCs w:val="27"/>
-        </w:rPr>
         <w:t xml:space="preserve">熊猫本来就贪睡，一天里一半泡在梦里，剩下的分一半吃，一半找吃的。这具身子把上辈子的作息继承得一丝不差。</w:t>
       </w:r>
     </w:p>
@@ -131,35 +103,21 @@
           <w:sz w:val="27"/>
           <w:szCs w:val="27"/>
         </w:rPr>
-        <w:t xml:space="preserve">可一个月，还是太长。</w:t>
-      </w:r>
-    </w:p>
-    <w:p>
-      <w:pPr>
-        <w:spacing w:line="468" w:lineRule="auto" w:after="149"/>
-        <w:ind w:firstLineChars="200" w:firstLine="540"/>
-      </w:pPr>
-      <w:r>
-        <w:rPr>
-          <w:rFonts w:ascii="Times New Roman" w:hAnsi="Times New Roman" w:eastAsia="宋体" w:cs="Times New Roman"/>
-          <w:sz w:val="27"/>
-          <w:szCs w:val="27"/>
-        </w:rPr>
-        <w:t xml:space="preserve">他渴了。</w:t>
-      </w:r>
-    </w:p>
-    <w:p>
-      <w:pPr>
-        <w:spacing w:line="468" w:lineRule="auto" w:after="149"/>
-        <w:ind w:firstLineChars="200" w:firstLine="540"/>
-      </w:pPr>
-      <w:r>
-        <w:rPr>
-          <w:rFonts w:ascii="Times New Roman" w:hAnsi="Times New Roman" w:eastAsia="宋体" w:cs="Times New Roman"/>
-          <w:sz w:val="27"/>
-          <w:szCs w:val="27"/>
-        </w:rPr>
-        <w:t xml:space="preserve">睡了这么久，喉咙干得发涩。他挪到洞口，前掌在门边那根竹根上拍了一下，竹子抖了抖，把一串露水浇在他背上。这一坡的竹子都认他，谁踏进来，他闭着眼也知道。</w:t>
+        <w:t xml:space="preserve">可这一觉睡了一个月，还是太长。</w:t>
+      </w:r>
+    </w:p>
+    <w:p>
+      <w:pPr>
+        <w:spacing w:line="468" w:lineRule="auto" w:after="149"/>
+        <w:ind w:firstLineChars="200" w:firstLine="540"/>
+      </w:pPr>
+      <w:r>
+        <w:rPr>
+          <w:rFonts w:ascii="Times New Roman" w:hAnsi="Times New Roman" w:eastAsia="宋体" w:cs="Times New Roman"/>
+          <w:sz w:val="27"/>
+          <w:szCs w:val="27"/>
+        </w:rPr>
+        <w:t xml:space="preserve">他渴了，睡了这么久，喉咙干得发涩。</w:t>
       </w:r>
     </w:p>
     <w:p>
@@ -229,62 +187,6 @@
           <w:sz w:val="27"/>
           <w:szCs w:val="27"/>
         </w:rPr>
-        <w:t xml:space="preserve">把他弄醒的其实不是渴。</w:t>
-      </w:r>
-    </w:p>
-    <w:p>
-      <w:pPr>
-        <w:spacing w:line="468" w:lineRule="auto" w:after="149"/>
-        <w:ind w:firstLineChars="200" w:firstLine="540"/>
-      </w:pPr>
-      <w:r>
-        <w:rPr>
-          <w:rFonts w:ascii="Times New Roman" w:hAnsi="Times New Roman" w:eastAsia="宋体" w:cs="Times New Roman"/>
-          <w:sz w:val="27"/>
-          <w:szCs w:val="27"/>
-        </w:rPr>
-        <w:t xml:space="preserve">是半个时辰前撞进来的一道气。那东西不进则已，一进就一直往深处走，走到这坡下才停。</w:t>
-      </w:r>
-    </w:p>
-    <w:p>
-      <w:pPr>
-        <w:spacing w:line="468" w:lineRule="auto" w:after="149"/>
-        <w:ind w:firstLineChars="200" w:firstLine="540"/>
-      </w:pPr>
-      <w:r>
-        <w:rPr>
-          <w:rFonts w:ascii="Times New Roman" w:hAnsi="Times New Roman" w:eastAsia="宋体" w:cs="Times New Roman"/>
-          <w:sz w:val="27"/>
-          <w:szCs w:val="27"/>
-        </w:rPr>
-        <w:t xml:space="preserve">这一个月山里乱得很。先是剑光从云上划过去，后来昼夜都有人声、兽吼。修士进山了，一拨跟着一拨，跟妖兽抢长在险处的灵草灵果。抢赢了拿走，抢输了躺下，沟沟坎坎填了不少尸首。</w:t>
-      </w:r>
-    </w:p>
-    <w:p>
-      <w:pPr>
-        <w:spacing w:line="468" w:lineRule="auto" w:after="149"/>
-        <w:ind w:firstLineChars="200" w:firstLine="540"/>
-      </w:pPr>
-      <w:r>
-        <w:rPr>
-          <w:rFonts w:ascii="Times New Roman" w:hAnsi="Times New Roman" w:eastAsia="宋体" w:cs="Times New Roman"/>
-          <w:sz w:val="27"/>
-          <w:szCs w:val="27"/>
-        </w:rPr>
-        <w:t xml:space="preserve">跟他没什么关系。这坡上没有灵草，潭里没有灵果，最值钱的东西就是竹子，谁会为了一片竹子跟一头熊猫拼命。</w:t>
-      </w:r>
-    </w:p>
-    <w:p>
-      <w:pPr>
-        <w:spacing w:line="468" w:lineRule="auto" w:after="149"/>
-        <w:ind w:firstLineChars="200" w:firstLine="540"/>
-      </w:pPr>
-      <w:r>
-        <w:rPr>
-          <w:rFonts w:ascii="Times New Roman" w:hAnsi="Times New Roman" w:eastAsia="宋体" w:cs="Times New Roman"/>
-          <w:sz w:val="27"/>
-          <w:szCs w:val="27"/>
-        </w:rPr>
         <w:t xml:space="preserve">他走过去，站在三步开外。</w:t>
       </w:r>
     </w:p>
@@ -313,7 +215,21 @@
           <w:sz w:val="27"/>
           <w:szCs w:val="27"/>
         </w:rPr>
-        <w:t xml:space="preserve">这人快死了。血从左肩伤口往外流，边缘泛着绿。他认得这东西，石蝰的毒。那蛇盘在西边数百里外一条旱沟里，练气后期，鳞甲硬得像铁，毒牙一咬就是一个洞。去年他从那儿路过被缠过一回，挣出来跑了半里地才开始吐，吐了三天。</w:t>
+        <w:t xml:space="preserve">这人快死了。血从左肩伤口往外流，边缘泛着绿。</w:t>
+      </w:r>
+    </w:p>
+    <w:p>
+      <w:pPr>
+        <w:spacing w:line="468" w:lineRule="auto" w:after="149"/>
+        <w:ind w:firstLineChars="200" w:firstLine="540"/>
+      </w:pPr>
+      <w:r>
+        <w:rPr>
+          <w:rFonts w:ascii="Times New Roman" w:hAnsi="Times New Roman" w:eastAsia="宋体" w:cs="Times New Roman"/>
+          <w:sz w:val="27"/>
+          <w:szCs w:val="27"/>
+        </w:rPr>
+        <w:t xml:space="preserve">他认得这东西，石蝰的毒。那蛇盘在西边数百里外一条旱沟里，练气后期，鳞甲硬得像铁，毒牙一咬就是一个洞。去年他从那儿路过被缠过一回，回来后整整吐了三天。</w:t>
       </w:r>
     </w:p>
     <w:p>
@@ -397,21 +313,21 @@
           <w:sz w:val="27"/>
           <w:szCs w:val="27"/>
         </w:rPr>
-        <w:t xml:space="preserve">「竹海图鉴 · 卷一」</w:t>
-      </w:r>
-    </w:p>
-    <w:p>
-      <w:pPr>
-        <w:spacing w:line="468" w:lineRule="auto" w:after="149"/>
-        <w:ind w:firstLineChars="200" w:firstLine="540"/>
-      </w:pPr>
-      <w:r>
-        <w:rPr>
-          <w:rFonts w:ascii="Times New Roman" w:hAnsi="Times New Roman" w:eastAsia="宋体" w:cs="Times New Roman"/>
-          <w:sz w:val="27"/>
-          <w:szCs w:val="27"/>
-        </w:rPr>
-        <w:t xml:space="preserve">「感应到可录之族。是否立族？」</w:t>
+        <w:t xml:space="preserve">「竹海图鉴」</w:t>
+      </w:r>
+    </w:p>
+    <w:p>
+      <w:pPr>
+        <w:spacing w:line="468" w:lineRule="auto" w:after="149"/>
+        <w:ind w:firstLineChars="200" w:firstLine="540"/>
+      </w:pPr>
+      <w:r>
+        <w:rPr>
+          <w:rFonts w:ascii="Times New Roman" w:hAnsi="Times New Roman" w:eastAsia="宋体" w:cs="Times New Roman"/>
+          <w:sz w:val="27"/>
+          <w:szCs w:val="27"/>
+        </w:rPr>
+        <w:t xml:space="preserve">「感应到绑定之族。是否绑定？」</w:t>
       </w:r>
     </w:p>
     <w:p>
@@ -439,35 +355,7 @@
           <w:sz w:val="27"/>
           <w:szCs w:val="27"/>
         </w:rPr>
-        <w:t xml:space="preserve">立族。要一族才应。</w:t>
-      </w:r>
-    </w:p>
-    <w:p>
-      <w:pPr>
-        <w:spacing w:line="468" w:lineRule="auto" w:after="149"/>
-        <w:ind w:firstLineChars="200" w:firstLine="540"/>
-      </w:pPr>
-      <w:r>
-        <w:rPr>
-          <w:rFonts w:ascii="Times New Roman" w:hAnsi="Times New Roman" w:eastAsia="宋体" w:cs="Times New Roman"/>
-          <w:sz w:val="27"/>
-          <w:szCs w:val="27"/>
-        </w:rPr>
-        <w:t xml:space="preserve">原来这一族，是这么来的。</w:t>
-      </w:r>
-    </w:p>
-    <w:p>
-      <w:pPr>
-        <w:spacing w:line="468" w:lineRule="auto" w:after="149"/>
-        <w:ind w:firstLineChars="200" w:firstLine="540"/>
-      </w:pPr>
-      <w:r>
-        <w:rPr>
-          <w:rFonts w:ascii="Times New Roman" w:hAnsi="Times New Roman" w:eastAsia="宋体" w:cs="Times New Roman"/>
-          <w:sz w:val="27"/>
-          <w:szCs w:val="27"/>
-        </w:rPr>
-        <w:t xml:space="preserve">那只脚，到底没有落下。</w:t>
+        <w:t xml:space="preserve">原来这图鉴不是拿来看的。要绑一族在上面，才算真开。</w:t>
       </w:r>
     </w:p>
     <w:p>
@@ -1055,7 +943,7 @@
           <w:sz w:val="27"/>
           <w:szCs w:val="27"/>
         </w:rPr>
-        <w:t xml:space="preserve">他低头看伤。伤口被人处理过，毒也清了。身旁塌着一根竹子，从中间往下全黑了。一面铜镜碎在脚边，他认得，是出门前从祠堂里取出来的那一面。</w:t>
+        <w:t xml:space="preserve">他低头看伤。伤口被人处理过，毒也清了。身旁塌着一根竹子，从中间往下全黑了。</w:t>
       </w:r>
     </w:p>
     <w:p>
@@ -1181,35 +1069,35 @@
           <w:sz w:val="27"/>
           <w:szCs w:val="27"/>
         </w:rPr>
-        <w:t xml:space="preserve">字下面并排摆着两个字。</w:t>
-      </w:r>
-    </w:p>
-    <w:p>
-      <w:pPr>
-        <w:spacing w:line="468" w:lineRule="auto" w:after="149"/>
-        <w:ind w:firstLineChars="200" w:firstLine="540"/>
-      </w:pPr>
-      <w:r>
-        <w:rPr>
-          <w:rFonts w:ascii="Times New Roman" w:hAnsi="Times New Roman" w:eastAsia="宋体" w:cs="Times New Roman"/>
-          <w:sz w:val="27"/>
-          <w:szCs w:val="27"/>
-        </w:rPr>
-        <w:t xml:space="preserve">「立」「不立」</w:t>
-      </w:r>
-    </w:p>
-    <w:p>
-      <w:pPr>
-        <w:spacing w:line="468" w:lineRule="auto" w:after="149"/>
-        <w:ind w:firstLineChars="200" w:firstLine="540"/>
-      </w:pPr>
-      <w:r>
-        <w:rPr>
-          <w:rFonts w:ascii="Times New Roman" w:hAnsi="Times New Roman" w:eastAsia="宋体" w:cs="Times New Roman"/>
-          <w:sz w:val="27"/>
-          <w:szCs w:val="27"/>
-        </w:rPr>
-        <w:t xml:space="preserve">他选了「立」。</w:t>
+        <w:t xml:space="preserve">字下面添了四个字。</w:t>
+      </w:r>
+    </w:p>
+    <w:p>
+      <w:pPr>
+        <w:spacing w:line="468" w:lineRule="auto" w:after="149"/>
+        <w:ind w:firstLineChars="200" w:firstLine="540"/>
+      </w:pPr>
+      <w:r>
+        <w:rPr>
+          <w:rFonts w:ascii="Times New Roman" w:hAnsi="Times New Roman" w:eastAsia="宋体" w:cs="Times New Roman"/>
+          <w:sz w:val="27"/>
+          <w:szCs w:val="27"/>
+        </w:rPr>
+        <w:t xml:space="preserve">「是否绑定」</w:t>
+      </w:r>
+    </w:p>
+    <w:p>
+      <w:pPr>
+        <w:spacing w:line="468" w:lineRule="auto" w:after="149"/>
+        <w:ind w:firstLineChars="200" w:firstLine="540"/>
+      </w:pPr>
+      <w:r>
+        <w:rPr>
+          <w:rFonts w:ascii="Times New Roman" w:hAnsi="Times New Roman" w:eastAsia="宋体" w:cs="Times New Roman"/>
+          <w:sz w:val="27"/>
+          <w:szCs w:val="27"/>
+        </w:rPr>
+        <w:t xml:space="preserve">他选了「绑定」。</w:t>
       </w:r>
     </w:p>
     <w:p>
@@ -1237,7 +1125,7 @@
           <w:sz w:val="27"/>
           <w:szCs w:val="27"/>
         </w:rPr>
-        <w:t xml:space="preserve">「已录竹家。」</w:t>
+        <w:t xml:space="preserve">「已绑定竹家。」</w:t>
       </w:r>
     </w:p>
     <w:p>
@@ -1349,63 +1237,105 @@
           <w:sz w:val="27"/>
           <w:szCs w:val="27"/>
         </w:rPr>
-        <w:t xml:space="preserve">「族运：八」</w:t>
-      </w:r>
-    </w:p>
-    <w:p>
-      <w:pPr>
-        <w:spacing w:line="468" w:lineRule="auto" w:after="149"/>
-        <w:ind w:firstLineChars="200" w:firstLine="540"/>
-      </w:pPr>
-      <w:r>
-        <w:rPr>
-          <w:rFonts w:ascii="Times New Roman" w:hAnsi="Times New Roman" w:eastAsia="宋体" w:cs="Times New Roman"/>
-          <w:sz w:val="27"/>
-          <w:szCs w:val="27"/>
-        </w:rPr>
-        <w:t xml:space="preserve">「族运可加点：血脉、寿元、天赋、神通、境界。」</w:t>
-      </w:r>
-    </w:p>
-    <w:p>
-      <w:pPr>
-        <w:spacing w:line="468" w:lineRule="auto" w:after="149"/>
-        <w:ind w:firstLineChars="200" w:firstLine="540"/>
-      </w:pPr>
-      <w:r>
-        <w:rPr>
-          <w:rFonts w:ascii="Times New Roman" w:hAnsi="Times New Roman" w:eastAsia="宋体" w:cs="Times New Roman"/>
-          <w:sz w:val="27"/>
-          <w:szCs w:val="27"/>
-        </w:rPr>
-        <w:t xml:space="preserve">八点。</w:t>
-      </w:r>
-    </w:p>
-    <w:p>
-      <w:pPr>
-        <w:spacing w:line="468" w:lineRule="auto" w:after="149"/>
-        <w:ind w:firstLineChars="200" w:firstLine="540"/>
-      </w:pPr>
-      <w:r>
-        <w:rPr>
-          <w:rFonts w:ascii="Times New Roman" w:hAnsi="Times New Roman" w:eastAsia="宋体" w:cs="Times New Roman"/>
-          <w:sz w:val="27"/>
-          <w:szCs w:val="27"/>
-        </w:rPr>
-        <w:t xml:space="preserve">上辈子他管过账，一眼就看明白了。竹长庚还在那儿表忠心，说什么竹家底蕴深厚。陆明远听得直想笑。八点族运的家主，说是家主，八成也就管着几口人。</w:t>
-      </w:r>
-    </w:p>
-    <w:p>
-      <w:pPr>
-        <w:spacing w:line="468" w:lineRule="auto" w:after="149"/>
-        <w:ind w:firstLineChars="200" w:firstLine="540"/>
-      </w:pPr>
-      <w:r>
-        <w:rPr>
-          <w:rFonts w:ascii="Times New Roman" w:hAnsi="Times New Roman" w:eastAsia="宋体" w:cs="Times New Roman"/>
-          <w:sz w:val="27"/>
-          <w:szCs w:val="27"/>
-        </w:rPr>
-        <w:t xml:space="preserve">不过无所谓。他等了五十年，等的从来不是一族有多大，是有没有一族。</w:t>
+        <w:t xml:space="preserve">「竹痕：八」</w:t>
+      </w:r>
+    </w:p>
+    <w:p>
+      <w:pPr>
+        <w:spacing w:line="468" w:lineRule="auto" w:after="149"/>
+        <w:ind w:firstLineChars="200" w:firstLine="540"/>
+      </w:pPr>
+      <w:r>
+        <w:rPr>
+          <w:rFonts w:ascii="Times New Roman" w:hAnsi="Times New Roman" w:eastAsia="宋体" w:cs="Times New Roman"/>
+          <w:sz w:val="27"/>
+          <w:szCs w:val="27"/>
+        </w:rPr>
+        <w:t xml:space="preserve">「竹痕可加：修、寿、赋、术。」</w:t>
+      </w:r>
+    </w:p>
+    <w:p>
+      <w:pPr>
+        <w:spacing w:line="468" w:lineRule="auto" w:after="149"/>
+        <w:ind w:firstLineChars="200" w:firstLine="540"/>
+      </w:pPr>
+      <w:r>
+        <w:rPr>
+          <w:rFonts w:ascii="Times New Roman" w:hAnsi="Times New Roman" w:eastAsia="宋体" w:cs="Times New Roman"/>
+          <w:sz w:val="27"/>
+          <w:szCs w:val="27"/>
+        </w:rPr>
+        <w:t xml:space="preserve">八道，不多。</w:t>
+      </w:r>
+    </w:p>
+    <w:p>
+      <w:pPr>
+        <w:spacing w:line="468" w:lineRule="auto" w:after="149"/>
+        <w:ind w:firstLineChars="200" w:firstLine="540"/>
+      </w:pPr>
+      <w:r>
+        <w:rPr>
+          <w:rFonts w:ascii="Times New Roman" w:hAnsi="Times New Roman" w:eastAsia="宋体" w:cs="Times New Roman"/>
+          <w:sz w:val="27"/>
+          <w:szCs w:val="27"/>
+        </w:rPr>
+        <w:t xml:space="preserve">竹痕怎么来的，面板不写，他也说不上来。</w:t>
+      </w:r>
+    </w:p>
+    <w:p>
+      <w:pPr>
+        <w:spacing w:line="468" w:lineRule="auto" w:after="149"/>
+        <w:ind w:firstLineChars="200" w:firstLine="540"/>
+      </w:pPr>
+      <w:r>
+        <w:rPr>
+          <w:rFonts w:ascii="Times New Roman" w:hAnsi="Times New Roman" w:eastAsia="宋体" w:cs="Times New Roman"/>
+          <w:sz w:val="27"/>
+          <w:szCs w:val="27"/>
+        </w:rPr>
+        <w:t xml:space="preserve">可既然能磨，就总有来处。眼下摸不着门道，往后跟竹家处久了，总能看出些眉目。</w:t>
+      </w:r>
+    </w:p>
+    <w:p>
+      <w:pPr>
+        <w:spacing w:line="468" w:lineRule="auto" w:after="149"/>
+        <w:ind w:firstLineChars="200" w:firstLine="540"/>
+      </w:pPr>
+      <w:r>
+        <w:rPr>
+          <w:rFonts w:ascii="Times New Roman" w:hAnsi="Times New Roman" w:eastAsia="宋体" w:cs="Times New Roman"/>
+          <w:sz w:val="27"/>
+          <w:szCs w:val="27"/>
+        </w:rPr>
+        <w:t xml:space="preserve">修是根。凡兽之身那道限堵在顶上，修不动，别的都是虚的。寿元还有二百多年，不急。术他有两个，够使。</w:t>
+      </w:r>
+    </w:p>
+    <w:p>
+      <w:pPr>
+        <w:spacing w:line="468" w:lineRule="auto" w:after="149"/>
+        <w:ind w:firstLineChars="200" w:firstLine="540"/>
+      </w:pPr>
+      <w:r>
+        <w:rPr>
+          <w:rFonts w:ascii="Times New Roman" w:hAnsi="Times New Roman" w:eastAsia="宋体" w:cs="Times New Roman"/>
+          <w:sz w:val="27"/>
+          <w:szCs w:val="27"/>
+        </w:rPr>
+        <w:t xml:space="preserve">只是八道够不够跨这一步，面板不给准话。</w:t>
+      </w:r>
+    </w:p>
+    <w:p>
+      <w:pPr>
+        <w:spacing w:line="468" w:lineRule="auto" w:after="149"/>
+        <w:ind w:firstLineChars="200" w:firstLine="540"/>
+      </w:pPr>
+      <w:r>
+        <w:rPr>
+          <w:rFonts w:ascii="Times New Roman" w:hAnsi="Times New Roman" w:eastAsia="宋体" w:cs="Times New Roman"/>
+          <w:sz w:val="27"/>
+          <w:szCs w:val="27"/>
+        </w:rPr>
+        <w:t xml:space="preserve">他把念头往“修”上压。</w:t>
       </w:r>
     </w:p>
     <w:p>
@@ -1433,7 +1363,21 @@
           <w:sz w:val="27"/>
           <w:szCs w:val="27"/>
         </w:rPr>
-        <w:t xml:space="preserve">「境界，四点。天赋，四点。」</w:t>
+        <w:t xml:space="preserve">「修，八道。」</w:t>
+      </w:r>
+    </w:p>
+    <w:p>
+      <w:pPr>
+        <w:spacing w:line="468" w:lineRule="auto" w:after="149"/>
+        <w:ind w:firstLineChars="200" w:firstLine="540"/>
+      </w:pPr>
+      <w:r>
+        <w:rPr>
+          <w:rFonts w:ascii="Times New Roman" w:hAnsi="Times New Roman" w:eastAsia="宋体" w:cs="Times New Roman"/>
+          <w:sz w:val="27"/>
+          <w:szCs w:val="27"/>
+        </w:rPr>
+        <w:t xml:space="preserve">「竹痕：零。」</w:t>
       </w:r>
     </w:p>
     <w:p>
@@ -1489,21 +1433,7 @@
           <w:sz w:val="27"/>
           <w:szCs w:val="27"/>
         </w:rPr>
-        <w:t xml:space="preserve">「气：练气后期。」</w:t>
-      </w:r>
-    </w:p>
-    <w:p>
-      <w:pPr>
-        <w:spacing w:line="468" w:lineRule="auto" w:after="149"/>
-        <w:ind w:firstLineChars="200" w:firstLine="540"/>
-      </w:pPr>
-      <w:r>
-        <w:rPr>
-          <w:rFonts w:ascii="Times New Roman" w:hAnsi="Times New Roman" w:eastAsia="宋体" w:cs="Times New Roman"/>
-          <w:sz w:val="27"/>
-          <w:szCs w:val="27"/>
-        </w:rPr>
-        <w:t xml:space="preserve">「赋：驭竹 · 二阶，十丈之内，竹随心动。」</w:t>
+        <w:t xml:space="preserve">「修：练气后期。」</w:t>
       </w:r>
     </w:p>
     <w:p>

--- a/熊猫成仙，从青竹山开始/第一卷 龙蛇起陆/第002章 盹了一个月.docx
+++ b/熊猫成仙，从青竹山开始/第一卷 龙蛇起陆/第002章 盹了一个月.docx
@@ -159,7 +159,7 @@
           <w:sz w:val="27"/>
           <w:szCs w:val="27"/>
         </w:rPr>
-        <w:t xml:space="preserve">三十来岁，衣衫浸透，脸白得像纸，腰间挂着一只不起眼的布袋。</w:t>
+        <w:t xml:space="preserve">先落进眼里的是腰上那只布袋，鼓鼓囊囊，看不出装了什么。再往上看，人仰面躺着，衣衫泡透了，脸上一层灰白。瞧着还不到四十。</w:t>
       </w:r>
     </w:p>
     <w:p>
@@ -229,7 +229,7 @@
           <w:sz w:val="27"/>
           <w:szCs w:val="27"/>
         </w:rPr>
-        <w:t xml:space="preserve">他认得这东西，石蝰的毒。那蛇盘在西边数百里外一条旱沟里，练气后期，鳞甲硬得像铁，毒牙一咬就是一个洞。去年他从那儿路过被缠过一回，回来后整整吐了三天。</w:t>
+        <w:t xml:space="preserve">他认得这东西，石蝰的毒。那蛇在西边一条旱沟里落了窝，走过去要大半天，练气后期，鳞甲硬得像铁，毒牙一咬就是一个洞。去年他从那儿路过被缠过一回，回来后整整吐了三天。</w:t>
       </w:r>
     </w:p>
     <w:p>
@@ -537,7 +537,7 @@
           <w:sz w:val="27"/>
           <w:szCs w:val="27"/>
         </w:rPr>
-        <w:t xml:space="preserve">陆明远没敢松。白须要在血里找毒，找偏一寸，人就废了。这活计靠的不是力气，是心念细不细。让一坡竹子同时弯腰，他闭着眼都能做到，驱几根竹须在血脉里走，难得多。</w:t>
+        <w:t xml:space="preserve">陆明远没敢松。白须要在血里找毒，找偏一寸，人就废了。这活计靠的不是力气，是心念细不细。让一坡竹子同时弯腰，他闭着眼都能做到，驱几根竹须在血里走，难得多。</w:t>
       </w:r>
     </w:p>
     <w:p>
@@ -719,7 +719,7 @@
           <w:sz w:val="27"/>
           <w:szCs w:val="27"/>
         </w:rPr>
-        <w:t xml:space="preserve">他撑着地想坐起来，牵动伤口，疼得直抽气。可越疼他越高兴，笑着笑着眼泪就下来了。他记得那虫子扑上来的样子，记得把家底全砸出去才换来那几十里路。</w:t>
+        <w:t xml:space="preserve">他撑着地想坐起来，牵动伤口，疼得直抽气。可越疼他越高兴，笑着笑着眼泪就下来了。他记得那蛇扑上来的样子，记得把家底全砸出去才换来那几十里路。</w:t>
       </w:r>
     </w:p>
     <w:p>
@@ -859,7 +859,7 @@
           <w:sz w:val="27"/>
           <w:szCs w:val="27"/>
         </w:rPr>
-        <w:t xml:space="preserve">完了，他心想。刚从虫嘴里跑出来，又送到这怪物嘴边。</w:t>
+        <w:t xml:space="preserve">完了，他心想。刚从蛇嘴里跑出来，又送到这怪物嘴边。</w:t>
       </w:r>
     </w:p>
     <w:p>
@@ -1153,77 +1153,35 @@
           <w:sz w:val="27"/>
           <w:szCs w:val="27"/>
         </w:rPr>
-        <w:t xml:space="preserve">竹长庚见这头兽久久不语，心里也在打鼓，咬了咬牙，把话说出来。</w:t>
-      </w:r>
-    </w:p>
-    <w:p>
-      <w:pPr>
-        <w:spacing w:line="468" w:lineRule="auto" w:after="149"/>
-        <w:ind w:firstLineChars="200" w:firstLine="540"/>
-      </w:pPr>
-      <w:r>
-        <w:rPr>
-          <w:rFonts w:ascii="Times New Roman" w:hAnsi="Times New Roman" w:eastAsia="宋体" w:cs="Times New Roman"/>
-          <w:sz w:val="27"/>
-          <w:szCs w:val="27"/>
-        </w:rPr>
-        <w:t xml:space="preserve">“尊驾若不嫌弃，可否做我竹家的供奉灵兽。”</w:t>
-      </w:r>
-    </w:p>
-    <w:p>
-      <w:pPr>
-        <w:spacing w:line="468" w:lineRule="auto" w:after="149"/>
-        <w:ind w:firstLineChars="200" w:firstLine="540"/>
-      </w:pPr>
-      <w:r>
-        <w:rPr>
-          <w:rFonts w:ascii="Times New Roman" w:hAnsi="Times New Roman" w:eastAsia="宋体" w:cs="Times New Roman"/>
-          <w:sz w:val="27"/>
-          <w:szCs w:val="27"/>
-        </w:rPr>
-        <w:t xml:space="preserve">“竹家在青溪镇立足百年，算不上顶尖，到底有些底蕴。每年供奉的灵材灵果不会少。”</w:t>
-      </w:r>
-    </w:p>
-    <w:p>
-      <w:pPr>
-        <w:spacing w:line="468" w:lineRule="auto" w:after="149"/>
-        <w:ind w:firstLineChars="200" w:firstLine="540"/>
-      </w:pPr>
-      <w:r>
-        <w:rPr>
-          <w:rFonts w:ascii="Times New Roman" w:hAnsi="Times New Roman" w:eastAsia="宋体" w:cs="Times New Roman"/>
-          <w:sz w:val="27"/>
-          <w:szCs w:val="27"/>
-        </w:rPr>
-        <w:t xml:space="preserve">“只求家族有大难时，尊驾出手一次。”</w:t>
-      </w:r>
-    </w:p>
-    <w:p>
-      <w:pPr>
-        <w:spacing w:line="468" w:lineRule="auto" w:after="149"/>
-        <w:ind w:firstLineChars="200" w:firstLine="540"/>
-      </w:pPr>
-      <w:r>
-        <w:rPr>
-          <w:rFonts w:ascii="Times New Roman" w:hAnsi="Times New Roman" w:eastAsia="宋体" w:cs="Times New Roman"/>
-          <w:sz w:val="27"/>
-          <w:szCs w:val="27"/>
-        </w:rPr>
-        <w:t xml:space="preserve">他说完，挺了挺腰，努力让自己看起来可靠些。</w:t>
-      </w:r>
-    </w:p>
-    <w:p>
-      <w:pPr>
-        <w:spacing w:line="468" w:lineRule="auto" w:after="149"/>
-        <w:ind w:firstLineChars="200" w:firstLine="540"/>
-      </w:pPr>
-      <w:r>
-        <w:rPr>
-          <w:rFonts w:ascii="Times New Roman" w:hAnsi="Times New Roman" w:eastAsia="宋体" w:cs="Times New Roman"/>
-          <w:sz w:val="27"/>
-          <w:szCs w:val="27"/>
-        </w:rPr>
-        <w:t xml:space="preserve">陆明远没看他的姿态，他在看面板。</w:t>
+        <w:t xml:space="preserve">竹长庚见这头兽久久不语，心里也在打鼓。</w:t>
+      </w:r>
+    </w:p>
+    <w:p>
+      <w:pPr>
+        <w:spacing w:line="468" w:lineRule="auto" w:after="149"/>
+        <w:ind w:firstLineChars="200" w:firstLine="540"/>
+      </w:pPr>
+      <w:r>
+        <w:rPr>
+          <w:rFonts w:ascii="Times New Roman" w:hAnsi="Times New Roman" w:eastAsia="宋体" w:cs="Times New Roman"/>
+          <w:sz w:val="27"/>
+          <w:szCs w:val="27"/>
+        </w:rPr>
+        <w:t xml:space="preserve">“尊驾救命之恩，竹某记下了。”他挣扎着坐正，“竹家在青溪镇，尊驾往后路过，只管来。”</w:t>
+      </w:r>
+    </w:p>
+    <w:p>
+      <w:pPr>
+        <w:spacing w:line="468" w:lineRule="auto" w:after="149"/>
+        <w:ind w:firstLineChars="200" w:firstLine="540"/>
+      </w:pPr>
+      <w:r>
+        <w:rPr>
+          <w:rFonts w:ascii="Times New Roman" w:hAnsi="Times New Roman" w:eastAsia="宋体" w:cs="Times New Roman"/>
+          <w:sz w:val="27"/>
+          <w:szCs w:val="27"/>
+        </w:rPr>
+        <w:t xml:space="preserve">陆明远没答话。他在看面板。</w:t>
       </w:r>
     </w:p>
     <w:p>
@@ -1475,7 +1433,7 @@
           <w:sz w:val="27"/>
           <w:szCs w:val="27"/>
         </w:rPr>
-        <w:t xml:space="preserve">他原以为自己这辈子就卡在练气中期，等到寿元尽头，寻个向阳的坡躺下，安安静静地没了。凡兽之身，止于练气巅峰，那是写死的命。</w:t>
+        <w:t xml:space="preserve">他原以为自己这辈子就卡在练气中期，等到寿元尽头，寻个向阳的坡躺下，安安静静地没了。</w:t>
       </w:r>
     </w:p>
     <w:p>
@@ -1615,7 +1573,7 @@
           <w:sz w:val="27"/>
           <w:szCs w:val="27"/>
         </w:rPr>
-        <w:t xml:space="preserve">不是慢慢变小，是一下子就小了。方才还像一口倒扣的锅，转眼成了一团能揣进怀里的毛球，四条短腿短得可怜，黑眼圈还是那么大，衬得脸更圆。</w:t>
+        <w:t xml:space="preserve">方才还像一口倒扣的锅，转眼成了一团能揣进怀里的毛球，四条短腿短得可怜，黑眼圈还是那么大，衬得脸更圆。</w:t>
       </w:r>
     </w:p>
     <w:p>
@@ -1741,7 +1699,7 @@
           <w:sz w:val="27"/>
           <w:szCs w:val="27"/>
         </w:rPr>
-        <w:t xml:space="preserve">他回头看了一眼还坐在地上的竹长庚，转身朝山道走去，走了几步又停下，回头。</w:t>
+        <w:t xml:space="preserve">他回头看了一眼还坐在地上的竹长庚，转身往竹林深处走，走了几步又停下，回头。</w:t>
       </w:r>
     </w:p>
     <w:p>
@@ -1811,7 +1769,7 @@
           <w:sz w:val="27"/>
           <w:szCs w:val="27"/>
         </w:rPr>
-        <w:t xml:space="preserve">往山外去。</w:t>
+        <w:t xml:space="preserve">往老竹王底下那个树洞去。</w:t>
       </w:r>
     </w:p>
     <w:sectPr>
